--- a/docs/Eva_Space_Партнёрское_соглашение.docx
+++ b/docs/Eva_Space_Партнёрское_соглашение.docx
@@ -430,7 +430,7 @@
           <w:sz w:val="21"/>
           <w:szCs w:val="21"/>
         </w:rPr>
-        <w:t xml:space="preserve">3. Вклад Сооснователя</w:t>
+        <w:t xml:space="preserve">3. Вклад Сооснователя и финансирование проекта</w:t>
       </w:r>
     </w:p>
     <w:p>
@@ -500,7 +500,7 @@
           <w:sz w:val="19"/>
           <w:szCs w:val="19"/>
         </w:rPr>
-        <w:t xml:space="preserve"> — денежными средствами Сооснователя не позднее 10 рабочих дней с даты открытия расчётного счёта Общества. Платёж, совершённый до регистрации Общества, оформляется распиской Основателя и засчитывается в счёт вклада;</w:t>
+        <w:t xml:space="preserve"> — денежными средствами Сооснователя не позднее 10 рабочих дней с даты открытия расчётного счёта Общества. Платежи, совершённые до регистрации Общества или с личных счетов Сооснователя, учитываются в финансовых документах проекта и засчитываются в счёт вклада;</w:t>
       </w:r>
     </w:p>
     <w:p>
@@ -571,6 +571,108 @@
           <w:szCs w:val="19"/>
         </w:rPr>
         <w:t xml:space="preserve">Средства направляются на цели проекта в рамках согласованного бюджета: разработку платформы, юридическую упаковку, регистрацию прав, продвижение, операционные расходы. Полная оплата доли подтверждается актом Сторон в течение 5 рабочих дней после поступления средств.</w:t>
+      </w:r>
+    </w:p>
+    <w:p>
+      <w:pPr>
+        <w:pStyle w:val="ListParagraph"/>
+        <w:numPr>
+          <w:ilvl w:val="0"/>
+          <w:numId w:val="5"/>
+        </w:numPr>
+        <w:spacing w:after="38" w:line="210"/>
+        <w:jc w:val="both"/>
+      </w:pPr>
+      <w:r>
+        <w:rPr>
+          <w:rFonts w:ascii="Calibri" w:cs="Calibri" w:eastAsia="Calibri" w:hAnsi="Calibri"/>
+          <w:b/>
+          <w:bCs/>
+          <w:sz w:val="19"/>
+          <w:szCs w:val="19"/>
+        </w:rPr>
+        <w:t xml:space="preserve">Заём, привлечённый Основателем. </w:t>
+      </w:r>
+      <w:r>
+        <w:rPr>
+          <w:rFonts w:ascii="Calibri" w:cs="Calibri" w:eastAsia="Calibri" w:hAnsi="Calibri"/>
+          <w:sz w:val="19"/>
+          <w:szCs w:val="19"/>
+        </w:rPr>
+        <w:t xml:space="preserve">Для целей проекта Основатель привлёк заём в размере </w:t>
+      </w:r>
+      <w:r>
+        <w:rPr>
+          <w:rFonts w:ascii="Calibri" w:cs="Calibri" w:eastAsia="Calibri" w:hAnsi="Calibri"/>
+          <w:b/>
+          <w:bCs/>
+          <w:sz w:val="19"/>
+          <w:szCs w:val="19"/>
+        </w:rPr>
+        <w:t xml:space="preserve">2 000 000 ₽ (два миллиона рублей)</w:t>
+      </w:r>
+      <w:r>
+        <w:rPr>
+          <w:rFonts w:ascii="Calibri" w:cs="Calibri" w:eastAsia="Calibri" w:hAnsi="Calibri"/>
+          <w:sz w:val="19"/>
+          <w:szCs w:val="19"/>
+        </w:rPr>
+        <w:t xml:space="preserve"> с начислением процентов по условиям договора займа. Стороны признают этот заём обязательством проекта, а не личным обязательством Основателя. В течение 60 дней с даты регистрации Общества Стороны обеспечивают </w:t>
+      </w:r>
+      <w:r>
+        <w:rPr>
+          <w:rFonts w:ascii="Calibri" w:cs="Calibri" w:eastAsia="Calibri" w:hAnsi="Calibri"/>
+          <w:b/>
+          <w:bCs/>
+          <w:sz w:val="19"/>
+          <w:szCs w:val="19"/>
+        </w:rPr>
+        <w:t xml:space="preserve">перевод долга на Общество</w:t>
+      </w:r>
+      <w:r>
+        <w:rPr>
+          <w:rFonts w:ascii="Calibri" w:cs="Calibri" w:eastAsia="Calibri" w:hAnsi="Calibri"/>
+          <w:sz w:val="19"/>
+          <w:szCs w:val="19"/>
+        </w:rPr>
+        <w:t xml:space="preserve"> (ст. 391 ГК РФ) с согласия кредитора; сумма займа и начисленные проценты вносятся в реестр обязательств Общества. До подписания Соглашения Основатель раскрывает Сооснователю кредитора, сумму, ставку, срок и график платежей.</w:t>
+      </w:r>
+    </w:p>
+    <w:p>
+      <w:pPr>
+        <w:pStyle w:val="ListParagraph"/>
+        <w:numPr>
+          <w:ilvl w:val="0"/>
+          <w:numId w:val="5"/>
+        </w:numPr>
+        <w:spacing w:after="38" w:line="210"/>
+        <w:jc w:val="both"/>
+      </w:pPr>
+      <w:r>
+        <w:rPr>
+          <w:rFonts w:ascii="Calibri" w:cs="Calibri" w:eastAsia="Calibri" w:hAnsi="Calibri"/>
+          <w:sz w:val="19"/>
+          <w:szCs w:val="19"/>
+        </w:rPr>
+        <w:t xml:space="preserve">Заём и проценты погашаются </w:t>
+      </w:r>
+      <w:r>
+        <w:rPr>
+          <w:rFonts w:ascii="Calibri" w:cs="Calibri" w:eastAsia="Calibri" w:hAnsi="Calibri"/>
+          <w:b/>
+          <w:bCs/>
+          <w:sz w:val="19"/>
+          <w:szCs w:val="19"/>
+        </w:rPr>
+        <w:t xml:space="preserve">из средств раунда seed либо из прибыли Общества</w:t>
+      </w:r>
+      <w:r>
+        <w:rPr>
+          <w:rFonts w:ascii="Calibri" w:cs="Calibri" w:eastAsia="Calibri" w:hAnsi="Calibri"/>
+          <w:sz w:val="19"/>
+          <w:szCs w:val="19"/>
+        </w:rPr>
+        <w:t xml:space="preserve"> в порядке раздела 6. Если согласие кредитора на перевод долга не получено, Общество компенсирует Основателю фактические платежи по этому займу (основной долг и проценты) в той же очерёдности; до полного погашения Основатель ежеквартально предоставляет Сооснователю подтверждение платежей.</w:t>
       </w:r>
     </w:p>
     <w:p>
@@ -610,7 +712,7 @@
           <w:sz w:val="19"/>
           <w:szCs w:val="19"/>
         </w:rPr>
-        <w:t xml:space="preserve">Стратегия и продукт: видение, дорожная карта, приоритеты, метрики, финальное слово по продукту. Технологии: архитектура, подрядчики и разработчики, сроки релизов, качество и безопасность платформы. Контент и эксперты: отбор экспертов, редакционная политика, модерация. Маркетинг и продажи: каналы привлечения, бренд, партнёрства, воронка и конверсии. Операционное управление, текущий найм, представительство Общества.</w:t>
+        <w:t xml:space="preserve">Стратегия и продукт: видение, дорожная карта, приоритеты, метрики, финальное слово по продукту. Контент и эксперты: отбор экспертов, редакционная политика, модерация, качество материалов. Маркетинг и продажи: каналы привлечения, бренд, партнёрства, воронка и конверсии. Операционное управление, текущий найм, представительство Общества.</w:t>
       </w:r>
     </w:p>
     <w:p>
@@ -634,12 +736,75 @@
           <w:sz w:val="19"/>
           <w:szCs w:val="19"/>
         </w:rPr>
-        <w:t xml:space="preserve">Финансовая модель: юнит-экономика, годовой и квартальный бюджет, план-факт, прогноз денежного потока. Учёт и налоги: бухгалтерия, налоговый режим, ИТ-аккредитация и льготы, сроки отчётности. Казначейство: платёжная дисциплина, касса и эквайринг, расчёты с экспертами, контроль расходов. Юридическая упаковка совместно с юристом: оферты, персональные данные, договоры, лицензии, реестры. Инвестиции: материалы, переговоры с инвесторами, структурирование раундов, отчётность инвесторам.</w:t>
-      </w:r>
-    </w:p>
-    <w:p>
-      <w:pPr>
-        <w:spacing w:after="58" w:before="60" w:line="210"/>
+        <w:t xml:space="preserve">Финансовая модель: юнит-экономика, годовой и квартальный бюджет, план-факт, прогноз денежного потока. Учёт и налоги: бухгалтерия, налоговый режим, ИТ-аккредитация и льготы, сроки отчётности. Казначейство: платёжная дисциплина, касса и эквайринг, расчёты с экспертами, контроль расходов. Юридическая упаковка совместно с юристом: оферты, персональные данные, договоры, лицензии, реестры. Инвестиции: материалы, переговоры с инвесторами, структурирование раундов, отчётность инвесторам. </w:t>
+      </w:r>
+      <w:r>
+        <w:rPr>
+          <w:rFonts w:ascii="Calibri" w:cs="Calibri" w:eastAsia="Calibri" w:hAnsi="Calibri"/>
+          <w:b/>
+          <w:bCs/>
+          <w:sz w:val="19"/>
+          <w:szCs w:val="19"/>
+        </w:rPr>
+        <w:t xml:space="preserve">Техническая часть проекта — до привлечения технического партнёра (п. 4.1).</w:t>
+      </w:r>
+    </w:p>
+    <w:p>
+      <w:pPr>
+        <w:pStyle w:val="ListParagraph"/>
+        <w:numPr>
+          <w:ilvl w:val="0"/>
+          <w:numId w:val="6"/>
+        </w:numPr>
+        <w:spacing w:after="38" w:line="210"/>
+        <w:jc w:val="both"/>
+      </w:pPr>
+      <w:r>
+        <w:rPr>
+          <w:rFonts w:ascii="Calibri" w:cs="Calibri" w:eastAsia="Calibri" w:hAnsi="Calibri"/>
+          <w:b/>
+          <w:bCs/>
+          <w:sz w:val="19"/>
+          <w:szCs w:val="19"/>
+        </w:rPr>
+        <w:t xml:space="preserve">Техническая зона и её передача третьему лицу. </w:t>
+      </w:r>
+      <w:r>
+        <w:rPr>
+          <w:rFonts w:ascii="Calibri" w:cs="Calibri" w:eastAsia="Calibri" w:hAnsi="Calibri"/>
+          <w:sz w:val="19"/>
+          <w:szCs w:val="19"/>
+        </w:rPr>
+        <w:t xml:space="preserve">Стороны намерены привлечь третье лицо — технического директора (партнёра) проекта. До его привлечения техническую часть ведёт Сооснователь в объёме разумных усилий, с правом привлекать подрядчиков в рамках согласованного бюджета. К техническому партнёру переходят: архитектура и развитие платформы; подбор команды разработки и управление подрядчиками; планирование релизов и соблюдение сроков; качество, отказоустойчивость и информационная безопасность; инфраструктура и размещение данных на серверах в РФ; техническая реализация требований к персональным данным; интеграции (эквайринг, касса, видео, уведомления); техническая документация для ИТ-аккредитации и реестра российского ПО; обеспечение перехода исключительных прав на код к Обществу по договорам с разработчиками.</w:t>
+      </w:r>
+    </w:p>
+    <w:p>
+      <w:pPr>
+        <w:pStyle w:val="ListParagraph"/>
+        <w:numPr>
+          <w:ilvl w:val="0"/>
+          <w:numId w:val="6"/>
+        </w:numPr>
+        <w:spacing w:after="38" w:line="210"/>
+        <w:jc w:val="both"/>
+      </w:pPr>
+      <w:r>
+        <w:rPr>
+          <w:rFonts w:ascii="Calibri" w:cs="Calibri" w:eastAsia="Calibri" w:hAnsi="Calibri"/>
+          <w:sz w:val="19"/>
+          <w:szCs w:val="19"/>
+        </w:rPr>
+        <w:t xml:space="preserve">Условия участия технического партнёра (доля, опцион, вознаграждение, испытательный срок, вестинг) согласуются обеими Сторонами; предоставляемая ему доля выделяется из инвестиционного пула Основателя (п. 7.2) и не уменьшает долю Сооснователя. Передача технической зоны оформляется актом с перечнем доступов, репозиториев, подрядчиков и незакрытых задач.</w:t>
+      </w:r>
+    </w:p>
+    <w:p>
+      <w:pPr>
+        <w:pStyle w:val="ListParagraph"/>
+        <w:numPr>
+          <w:ilvl w:val="0"/>
+          <w:numId w:val="6"/>
+        </w:numPr>
+        <w:spacing w:after="38" w:line="210"/>
         <w:jc w:val="both"/>
       </w:pPr>
       <w:r>
@@ -809,15 +974,15 @@
           <w:sz w:val="21"/>
           <w:szCs w:val="21"/>
         </w:rPr>
-        <w:t xml:space="preserve">6. Прибыль и возврат инвестиций</w:t>
-      </w:r>
-    </w:p>
-    <w:p>
-      <w:pPr>
-        <w:pStyle w:val="ListParagraph"/>
-        <w:numPr>
-          <w:ilvl w:val="0"/>
-          <w:numId w:val="6"/>
+        <w:t xml:space="preserve">6. Прибыль, погашение займа и возврат инвестиций</w:t>
+      </w:r>
+    </w:p>
+    <w:p>
+      <w:pPr>
+        <w:pStyle w:val="ListParagraph"/>
+        <w:numPr>
+          <w:ilvl w:val="0"/>
+          <w:numId w:val="7"/>
         </w:numPr>
         <w:spacing w:after="38" w:line="210"/>
         <w:jc w:val="both"/>
@@ -838,15 +1003,70 @@
           <w:sz w:val="19"/>
           <w:szCs w:val="19"/>
         </w:rPr>
-        <w:t xml:space="preserve"> Общества направляется на возврат ранее внесённых инвестиций. Выплаты распределяются между инвесторами пропорционально суммам их вложений, отражённым в реестре инвестиций Общества, до полного возврата этих сумм. Первым в реестр вносится вклад Сооснователя — 1 000 000 ₽; последующие вложения участников и третьих лиц вносятся в порядке поступления.</w:t>
-      </w:r>
-    </w:p>
-    <w:p>
-      <w:pPr>
-        <w:pStyle w:val="ListParagraph"/>
-        <w:numPr>
-          <w:ilvl w:val="0"/>
-          <w:numId w:val="6"/>
+        <w:t xml:space="preserve"> Общества направляется на погашение обязательств проекта в следующей очерёдности: </w:t>
+      </w:r>
+      <w:r>
+        <w:rPr>
+          <w:rFonts w:ascii="Calibri" w:cs="Calibri" w:eastAsia="Calibri" w:hAnsi="Calibri"/>
+          <w:b/>
+          <w:bCs/>
+          <w:sz w:val="19"/>
+          <w:szCs w:val="19"/>
+        </w:rPr>
+        <w:t xml:space="preserve">первое</w:t>
+      </w:r>
+      <w:r>
+        <w:rPr>
+          <w:rFonts w:ascii="Calibri" w:cs="Calibri" w:eastAsia="Calibri" w:hAnsi="Calibri"/>
+          <w:sz w:val="19"/>
+          <w:szCs w:val="19"/>
+        </w:rPr>
+        <w:t xml:space="preserve"> — заём Основателя с процентами (п. 3.3); </w:t>
+      </w:r>
+      <w:r>
+        <w:rPr>
+          <w:rFonts w:ascii="Calibri" w:cs="Calibri" w:eastAsia="Calibri" w:hAnsi="Calibri"/>
+          <w:b/>
+          <w:bCs/>
+          <w:sz w:val="19"/>
+          <w:szCs w:val="19"/>
+        </w:rPr>
+        <w:t xml:space="preserve">второе</w:t>
+      </w:r>
+      <w:r>
+        <w:rPr>
+          <w:rFonts w:ascii="Calibri" w:cs="Calibri" w:eastAsia="Calibri" w:hAnsi="Calibri"/>
+          <w:sz w:val="19"/>
+          <w:szCs w:val="19"/>
+        </w:rPr>
+        <w:t xml:space="preserve"> — возврат инвестиций пропорционально суммам вложений по реестру инвестиций Общества. Первым в реестр инвестиций вносится вклад Сооснователя — 1 000 000 ₽; последующие вложения участников и третьих лиц вносятся в порядке поступления.</w:t>
+      </w:r>
+    </w:p>
+    <w:p>
+      <w:pPr>
+        <w:pStyle w:val="ListParagraph"/>
+        <w:numPr>
+          <w:ilvl w:val="0"/>
+          <w:numId w:val="7"/>
+        </w:numPr>
+        <w:spacing w:after="38" w:line="210"/>
+        <w:jc w:val="both"/>
+      </w:pPr>
+      <w:r>
+        <w:rPr>
+          <w:rFonts w:ascii="Calibri" w:cs="Calibri" w:eastAsia="Calibri" w:hAnsi="Calibri"/>
+          <w:sz w:val="19"/>
+          <w:szCs w:val="19"/>
+        </w:rPr>
+        <w:t xml:space="preserve">При закрытии раунда внешнего финансирования Стороны направляют часть привлечённых средств на досрочное погашение займа (п. 3.3), если это не противоречит условиям раунда и договорённостям с инвестором.</w:t>
+      </w:r>
+    </w:p>
+    <w:p>
+      <w:pPr>
+        <w:pStyle w:val="ListParagraph"/>
+        <w:numPr>
+          <w:ilvl w:val="0"/>
+          <w:numId w:val="7"/>
         </w:numPr>
         <w:spacing w:after="38" w:line="210"/>
         <w:jc w:val="both"/>
@@ -865,7 +1085,7 @@
         <w:pStyle w:val="ListParagraph"/>
         <w:numPr>
           <w:ilvl w:val="0"/>
-          <w:numId w:val="6"/>
+          <w:numId w:val="7"/>
         </w:numPr>
         <w:spacing w:after="38" w:line="210"/>
         <w:jc w:val="both"/>
@@ -902,7 +1122,7 @@
         <w:pStyle w:val="ListParagraph"/>
         <w:numPr>
           <w:ilvl w:val="0"/>
-          <w:numId w:val="6"/>
+          <w:numId w:val="7"/>
         </w:numPr>
         <w:spacing w:after="38" w:line="210"/>
         <w:jc w:val="both"/>
@@ -929,34 +1149,81 @@
           <w:sz w:val="21"/>
           <w:szCs w:val="21"/>
         </w:rPr>
-        <w:t xml:space="preserve">7. Новые партнёры, докапитализация, защита доли Сооснователя</w:t>
-      </w:r>
-    </w:p>
-    <w:p>
-      <w:pPr>
-        <w:pStyle w:val="ListParagraph"/>
-        <w:numPr>
-          <w:ilvl w:val="0"/>
-          <w:numId w:val="7"/>
-        </w:numPr>
-        <w:spacing w:after="38" w:line="210"/>
-        <w:jc w:val="both"/>
-      </w:pPr>
-      <w:r>
-        <w:rPr>
-          <w:rFonts w:ascii="Calibri" w:cs="Calibri" w:eastAsia="Calibri" w:hAnsi="Calibri"/>
-          <w:sz w:val="19"/>
-          <w:szCs w:val="19"/>
-        </w:rPr>
-        <w:t xml:space="preserve">Стороны считают желательным привлечение третьих лиц — инвесторов, стратегических и операционных партнёров, ключевых сотрудников с опционами. Условия входа нового участника согласуются обеими Сторонами.</w:t>
-      </w:r>
-    </w:p>
-    <w:p>
-      <w:pPr>
-        <w:pStyle w:val="ListParagraph"/>
-        <w:numPr>
-          <w:ilvl w:val="0"/>
-          <w:numId w:val="7"/>
+        <w:t xml:space="preserve">7. Инвестиционный пул, новые партнёры, защита доли Сооснователя</w:t>
+      </w:r>
+    </w:p>
+    <w:p>
+      <w:pPr>
+        <w:pStyle w:val="ListParagraph"/>
+        <w:numPr>
+          <w:ilvl w:val="0"/>
+          <w:numId w:val="8"/>
+        </w:numPr>
+        <w:spacing w:after="38" w:line="210"/>
+        <w:jc w:val="both"/>
+      </w:pPr>
+      <w:r>
+        <w:rPr>
+          <w:rFonts w:ascii="Calibri" w:cs="Calibri" w:eastAsia="Calibri" w:hAnsi="Calibri"/>
+          <w:sz w:val="19"/>
+          <w:szCs w:val="19"/>
+        </w:rPr>
+        <w:t xml:space="preserve">Стороны считают желательным привлечение третьих лиц — инвесторов, стратегических и операционных партнёров, технического партнёра, ключевых сотрудников с опционами. Условия входа нового участника согласуются обеими Сторонами.</w:t>
+      </w:r>
+    </w:p>
+    <w:p>
+      <w:pPr>
+        <w:pStyle w:val="ListParagraph"/>
+        <w:numPr>
+          <w:ilvl w:val="0"/>
+          <w:numId w:val="8"/>
+        </w:numPr>
+        <w:spacing w:after="38" w:line="210"/>
+        <w:jc w:val="both"/>
+      </w:pPr>
+      <w:r>
+        <w:rPr>
+          <w:rFonts w:ascii="Calibri" w:cs="Calibri" w:eastAsia="Calibri" w:hAnsi="Calibri"/>
+          <w:b/>
+          <w:bCs/>
+          <w:sz w:val="19"/>
+          <w:szCs w:val="19"/>
+        </w:rPr>
+        <w:t xml:space="preserve">Инвестиционный пул Основателя. </w:t>
+      </w:r>
+      <w:r>
+        <w:rPr>
+          <w:rFonts w:ascii="Calibri" w:cs="Calibri" w:eastAsia="Calibri" w:hAnsi="Calibri"/>
+          <w:sz w:val="19"/>
+          <w:szCs w:val="19"/>
+        </w:rPr>
+        <w:t xml:space="preserve">Основатель выделяет из своей доли пул </w:t>
+      </w:r>
+      <w:r>
+        <w:rPr>
+          <w:rFonts w:ascii="Calibri" w:cs="Calibri" w:eastAsia="Calibri" w:hAnsi="Calibri"/>
+          <w:b/>
+          <w:bCs/>
+          <w:sz w:val="19"/>
+          <w:szCs w:val="19"/>
+        </w:rPr>
+        <w:t xml:space="preserve">до 30 % (тридцати процентных пунктов)</w:t>
+      </w:r>
+      <w:r>
+        <w:rPr>
+          <w:rFonts w:ascii="Calibri" w:cs="Calibri" w:eastAsia="Calibri" w:hAnsi="Calibri"/>
+          <w:sz w:val="19"/>
+          <w:szCs w:val="19"/>
+        </w:rPr>
+        <w:t xml:space="preserve"> уставного капитала — на привлечение инвесторов и партнёров, вознаграждение технического партнёра, опционы ключевым сотрудникам и иные инструменты увеличения стоимости и прибыли Общества. Все размытия, включая защиту доли Сооснователя (п. 7.4), покрываются в первую очередь за счёт этого пула. После исчерпания пула дальнейшее размытие происходит пропорционально для всех участников. Доля Основателя не может стать менее 51 % без его письменного согласия.</w:t>
+      </w:r>
+    </w:p>
+    <w:p>
+      <w:pPr>
+        <w:pStyle w:val="ListParagraph"/>
+        <w:numPr>
+          <w:ilvl w:val="0"/>
+          <w:numId w:val="8"/>
         </w:numPr>
         <w:spacing w:after="38" w:line="210"/>
         <w:jc w:val="both"/>
@@ -1003,7 +1270,7 @@
         <w:pStyle w:val="ListParagraph"/>
         <w:numPr>
           <w:ilvl w:val="0"/>
-          <w:numId w:val="7"/>
+          <w:numId w:val="8"/>
         </w:numPr>
         <w:spacing w:after="38" w:line="210"/>
         <w:jc w:val="both"/>
@@ -1042,26 +1309,55 @@
           <w:sz w:val="19"/>
           <w:szCs w:val="19"/>
         </w:rPr>
-        <w:t xml:space="preserve"> — она восстанавливается до 10 % за счёт доли Основателя, для чего Основатель выделяет из своей доли до 10 процентных пунктов. Пример: инвестор получает 20 %, доли уменьшаются до 72 % и 8 %, Основатель передаёт Сооснователю 2 процентных пункта; итог — инвестор 20 %, Основатель 70 %, Сооснователь 10 %. Передача оформляется в течение 30 дней после закрытия раунда способом с минимальной налоговой нагрузкой для Сторон.</w:t>
-      </w:r>
-    </w:p>
-    <w:p>
-      <w:pPr>
-        <w:pStyle w:val="ListParagraph"/>
-        <w:numPr>
-          <w:ilvl w:val="0"/>
-          <w:numId w:val="7"/>
-        </w:numPr>
-        <w:spacing w:after="38" w:line="210"/>
-        <w:jc w:val="both"/>
-      </w:pPr>
-      <w:r>
-        <w:rPr>
-          <w:rFonts w:ascii="Calibri" w:cs="Calibri" w:eastAsia="Calibri" w:hAnsi="Calibri"/>
-          <w:sz w:val="19"/>
-          <w:szCs w:val="19"/>
-        </w:rPr>
-        <w:t xml:space="preserve">Защита по п. 7.3 применяется однократно — только к первому раунду seed и только к размытию внешним инвестором. Она не применяется при докапитализации участниками (п. 7.2), при формировании опционного пула и в последующих раундах: там доля Сооснователя уменьшается на общих основаниях, если Стороны не договорятся иначе.</w:t>
+        <w:t xml:space="preserve"> — она восстанавливается до 10 % за счёт инвестиционного пула Основателя (п. 7.2), для чего Основатель выделяет из своей доли до 10 процентных пунктов. Пример: инвестор получает 20 %, доли уменьшаются до 72 % и 8 %, Основатель передаёт Сооснователю 2 процентных пункта; итог — инвестор 20 %, Основатель 70 %, Сооснователь 10 %. Передача оформляется в течение 30 дней после закрытия раунда способом с минимальной налоговой нагрузкой для Сторон.</w:t>
+      </w:r>
+    </w:p>
+    <w:p>
+      <w:pPr>
+        <w:pStyle w:val="ListParagraph"/>
+        <w:numPr>
+          <w:ilvl w:val="0"/>
+          <w:numId w:val="8"/>
+        </w:numPr>
+        <w:spacing w:after="38" w:line="210"/>
+        <w:jc w:val="both"/>
+      </w:pPr>
+      <w:r>
+        <w:rPr>
+          <w:rFonts w:ascii="Calibri" w:cs="Calibri" w:eastAsia="Calibri" w:hAnsi="Calibri"/>
+          <w:sz w:val="19"/>
+          <w:szCs w:val="19"/>
+        </w:rPr>
+        <w:t xml:space="preserve">Защита по п. 7.4 применяется однократно — только к первому раунду seed и только к размытию внешним инвестором. Она не применяется при докапитализации участниками (п. 7.3), при формировании опционного пула и в последующих раундах: там доля Сооснователя уменьшается на общих основаниях, если Стороны не договорятся иначе.</w:t>
+      </w:r>
+    </w:p>
+    <w:p>
+      <w:pPr>
+        <w:pStyle w:val="ListParagraph"/>
+        <w:numPr>
+          <w:ilvl w:val="0"/>
+          <w:numId w:val="8"/>
+        </w:numPr>
+        <w:spacing w:after="38" w:line="210"/>
+        <w:jc w:val="both"/>
+      </w:pPr>
+      <w:r>
+        <w:rPr>
+          <w:rFonts w:ascii="Calibri" w:cs="Calibri" w:eastAsia="Calibri" w:hAnsi="Calibri"/>
+          <w:b/>
+          <w:bCs/>
+          <w:sz w:val="19"/>
+          <w:szCs w:val="19"/>
+        </w:rPr>
+        <w:t xml:space="preserve">Компенсация Основателю (кеш-аут). </w:t>
+      </w:r>
+      <w:r>
+        <w:rPr>
+          <w:rFonts w:ascii="Calibri" w:cs="Calibri" w:eastAsia="Calibri" w:hAnsi="Calibri"/>
+          <w:sz w:val="19"/>
+          <w:szCs w:val="19"/>
+        </w:rPr>
+        <w:t xml:space="preserve">Стороны признают, что инвестиционный пул формируется исключительно за счёт доли Основателя и что именно за её счёт обеспечиваются привлечение капитала, вознаграждение технического партнёра и защита доли Сооснователя. В связи с этим Основатель вправе получить частичную компенсацию при успешном запуске проекта — закрытии раунда seed либо достижении положительной операционной прибыли два квартала подряд. Компенсация оформляется вторичной продажей части доли Основателя инвестору в рамках раунда либо денежной выплатой Общества; размер согласуется Сторонами и по умолчанию не превышает 10 % суммы привлечённого раунда. Выплата не производится за счёт средств, необходимых для операционной деятельности, и следует после обслуживания займа (п. 3.3) и текущих обязательств. Если компенсация оформляется вторичной продажей, Сооснователь вправе продать пропорциональную часть своей доли на тех же условиях.</w:t>
       </w:r>
     </w:p>
     <w:p>
@@ -1124,7 +1420,7 @@
           <w:sz w:val="19"/>
           <w:szCs w:val="19"/>
         </w:rPr>
-        <w:t xml:space="preserve">. Проект не имеет подтверждённой бизнес-модели и истории прибыли. Ни одна из Сторон не гарантирует другой возврат вложенных средств, прибыль, дивиденды, рост стоимости доли или привлечение последующих раундов; возможна полная утрата вложенных средств. Внесённые средства не являются займом, вкладом или депозитом, не подлежат возврату по требованию и не застрахованы; порядок возврата инвестиций по разделу 6 применяется исключительно при наличии чистой прибыли. Каждая Сторона принимает решение об участии самостоятельно, на основе собственной оценки рисков, и не полагается на прогнозы, не включённые в текст Соглашения.</w:t>
+        <w:t xml:space="preserve">. Проект не имеет подтверждённой бизнес-модели и истории прибыли. Ни одна из Сторон не гарантирует другой возврат вложенных средств, прибыль, дивиденды, рост стоимости доли или привлечение последующих раундов; возможна полная утрата вложенных средств. Вклады Сторон не являются займом, вкладом или депозитом, не подлежат возврату по требованию и не застрахованы; погашение займа (п. 3.3) и возврат инвестиций по разделу 6 зависят от прибыли Общества или успешного закрытия раунда и не гарантированы. Каждая Сторона принимает решение об участии самостоятельно, на основе собственной оценки рисков, и не полагается на прогнозы, не включённые в текст Соглашения.</w:t>
       </w:r>
     </w:p>
     <w:p>
@@ -1148,7 +1444,7 @@
         <w:pStyle w:val="ListParagraph"/>
         <w:numPr>
           <w:ilvl w:val="0"/>
-          <w:numId w:val="8"/>
+          <w:numId w:val="9"/>
         </w:numPr>
         <w:spacing w:after="38" w:line="210"/>
         <w:jc w:val="both"/>
@@ -1167,7 +1463,7 @@
         <w:pStyle w:val="ListParagraph"/>
         <w:numPr>
           <w:ilvl w:val="0"/>
-          <w:numId w:val="8"/>
+          <w:numId w:val="9"/>
         </w:numPr>
         <w:spacing w:after="38" w:line="210"/>
         <w:jc w:val="both"/>
@@ -1196,7 +1492,7 @@
         <w:pStyle w:val="ListParagraph"/>
         <w:numPr>
           <w:ilvl w:val="0"/>
-          <w:numId w:val="8"/>
+          <w:numId w:val="9"/>
         </w:numPr>
         <w:spacing w:after="38" w:line="210"/>
         <w:jc w:val="both"/>
@@ -1233,7 +1529,7 @@
         <w:pStyle w:val="ListParagraph"/>
         <w:numPr>
           <w:ilvl w:val="0"/>
-          <w:numId w:val="8"/>
+          <w:numId w:val="9"/>
         </w:numPr>
         <w:spacing w:after="38" w:line="210"/>
         <w:jc w:val="both"/>
@@ -1262,7 +1558,7 @@
         <w:pStyle w:val="ListParagraph"/>
         <w:numPr>
           <w:ilvl w:val="0"/>
-          <w:numId w:val="8"/>
+          <w:numId w:val="9"/>
         </w:numPr>
         <w:spacing w:after="38" w:line="210"/>
         <w:jc w:val="both"/>
@@ -1297,26 +1593,26 @@
         <w:pStyle w:val="ListParagraph"/>
         <w:numPr>
           <w:ilvl w:val="0"/>
-          <w:numId w:val="9"/>
-        </w:numPr>
-        <w:spacing w:after="38" w:line="210"/>
-        <w:jc w:val="both"/>
-      </w:pPr>
-      <w:r>
-        <w:rPr>
-          <w:rFonts w:ascii="Calibri" w:cs="Calibri" w:eastAsia="Calibri" w:hAnsi="Calibri"/>
-          <w:sz w:val="19"/>
-          <w:szCs w:val="19"/>
-        </w:rPr>
-        <w:t xml:space="preserve">Все результаты интеллектуальной деятельности, созданные для проекта до и после регистрации Общества (код, дизайн, контент, наименование, домены, товарные знаки, базы данных), принадлежат Обществу. Стороны обязуются в течение 60 дней с даты регистрации оформить отчуждение исключительных прав в пользу Общества, в том числе по договорам с подрядчиками.</w:t>
-      </w:r>
-    </w:p>
-    <w:p>
-      <w:pPr>
-        <w:pStyle w:val="ListParagraph"/>
-        <w:numPr>
-          <w:ilvl w:val="0"/>
-          <w:numId w:val="9"/>
+          <w:numId w:val="10"/>
+        </w:numPr>
+        <w:spacing w:after="38" w:line="210"/>
+        <w:jc w:val="both"/>
+      </w:pPr>
+      <w:r>
+        <w:rPr>
+          <w:rFonts w:ascii="Calibri" w:cs="Calibri" w:eastAsia="Calibri" w:hAnsi="Calibri"/>
+          <w:sz w:val="19"/>
+          <w:szCs w:val="19"/>
+        </w:rPr>
+        <w:t xml:space="preserve">Все результаты интеллектуальной деятельности, созданные для проекта до и после регистрации Общества (код, дизайн, контент, наименование, домены, товарные знаки, базы данных), принадлежат Обществу. Стороны обязуются в течение 60 дней с даты регистрации оформить отчуждение исключительных прав в пользу Общества, в том числе по договорам с подрядчиками и разработчиками. В тот же срок оформляется перевод на Общество долга по займу (п. 3.3): интеллектуальная собственность проекта и связанные с ним обязательства переходят на Общество одним пакетом.</w:t>
+      </w:r>
+    </w:p>
+    <w:p>
+      <w:pPr>
+        <w:pStyle w:val="ListParagraph"/>
+        <w:numPr>
+          <w:ilvl w:val="0"/>
+          <w:numId w:val="10"/>
         </w:numPr>
         <w:spacing w:after="38" w:line="210"/>
         <w:jc w:val="both"/>
@@ -1351,7 +1647,7 @@
         <w:pStyle w:val="ListParagraph"/>
         <w:numPr>
           <w:ilvl w:val="0"/>
-          <w:numId w:val="10"/>
+          <w:numId w:val="11"/>
         </w:numPr>
         <w:spacing w:after="38" w:line="210"/>
         <w:jc w:val="both"/>
@@ -1380,7 +1676,7 @@
         <w:pStyle w:val="ListParagraph"/>
         <w:numPr>
           <w:ilvl w:val="0"/>
-          <w:numId w:val="10"/>
+          <w:numId w:val="11"/>
         </w:numPr>
         <w:spacing w:after="38" w:line="210"/>
         <w:jc w:val="both"/>
@@ -1409,7 +1705,7 @@
         <w:pStyle w:val="ListParagraph"/>
         <w:numPr>
           <w:ilvl w:val="0"/>
-          <w:numId w:val="10"/>
+          <w:numId w:val="11"/>
         </w:numPr>
         <w:spacing w:after="38" w:line="210"/>
         <w:jc w:val="both"/>
@@ -1438,7 +1734,7 @@
         <w:pStyle w:val="ListParagraph"/>
         <w:numPr>
           <w:ilvl w:val="0"/>
-          <w:numId w:val="10"/>
+          <w:numId w:val="11"/>
         </w:numPr>
         <w:spacing w:after="38" w:line="210"/>
         <w:jc w:val="both"/>
@@ -1483,7 +1779,7 @@
         <w:pStyle w:val="ListParagraph"/>
         <w:numPr>
           <w:ilvl w:val="0"/>
-          <w:numId w:val="11"/>
+          <w:numId w:val="12"/>
         </w:numPr>
         <w:spacing w:after="38" w:line="210"/>
         <w:jc w:val="both"/>
@@ -1502,7 +1798,7 @@
         <w:pStyle w:val="ListParagraph"/>
         <w:numPr>
           <w:ilvl w:val="0"/>
-          <w:numId w:val="11"/>
+          <w:numId w:val="12"/>
         </w:numPr>
         <w:spacing w:after="38" w:line="210"/>
         <w:jc w:val="both"/>
@@ -1521,7 +1817,7 @@
         <w:pStyle w:val="ListParagraph"/>
         <w:numPr>
           <w:ilvl w:val="0"/>
-          <w:numId w:val="11"/>
+          <w:numId w:val="12"/>
         </w:numPr>
         <w:spacing w:after="38" w:line="210"/>
         <w:jc w:val="both"/>
@@ -1917,7 +2213,7 @@
     <w:lvl w:ilvl="0" w15:tentative="1">
       <w:start w:val="1"/>
       <w:numFmt w:val="decimal"/>
-      <w:lvlText w:val="6.%1."/>
+      <w:lvlText w:val="4.%1."/>
       <w:lvlJc w:val="start"/>
       <w:pPr>
         <w:ind w:left="680" w:hanging="570"/>
@@ -1929,7 +2225,7 @@
     <w:lvl w:ilvl="0" w15:tentative="1">
       <w:start w:val="1"/>
       <w:numFmt w:val="decimal"/>
-      <w:lvlText w:val="7.%1."/>
+      <w:lvlText w:val="6.%1."/>
       <w:lvlJc w:val="start"/>
       <w:pPr>
         <w:ind w:left="680" w:hanging="570"/>
@@ -1941,7 +2237,7 @@
     <w:lvl w:ilvl="0" w15:tentative="1">
       <w:start w:val="1"/>
       <w:numFmt w:val="decimal"/>
-      <w:lvlText w:val="9.%1."/>
+      <w:lvlText w:val="7.%1."/>
       <w:lvlJc w:val="start"/>
       <w:pPr>
         <w:ind w:left="680" w:hanging="570"/>
@@ -1953,7 +2249,7 @@
     <w:lvl w:ilvl="0" w15:tentative="1">
       <w:start w:val="1"/>
       <w:numFmt w:val="decimal"/>
-      <w:lvlText w:val="10.%1."/>
+      <w:lvlText w:val="9.%1."/>
       <w:lvlJc w:val="start"/>
       <w:pPr>
         <w:ind w:left="680" w:hanging="570"/>
@@ -1965,7 +2261,7 @@
     <w:lvl w:ilvl="0" w15:tentative="1">
       <w:start w:val="1"/>
       <w:numFmt w:val="decimal"/>
-      <w:lvlText w:val="11.%1."/>
+      <w:lvlText w:val="10.%1."/>
       <w:lvlJc w:val="start"/>
       <w:pPr>
         <w:ind w:left="680" w:hanging="570"/>
@@ -1973,6 +2269,18 @@
     </w:lvl>
   </w:abstractNum>
   <w:abstractNum w:abstractNumId="11" w15:restartNumberingAfterBreak="0">
+    <w:multiLevelType w:val="hybridMultilevel"/>
+    <w:lvl w:ilvl="0" w15:tentative="1">
+      <w:start w:val="1"/>
+      <w:numFmt w:val="decimal"/>
+      <w:lvlText w:val="11.%1."/>
+      <w:lvlJc w:val="start"/>
+      <w:pPr>
+        <w:ind w:left="680" w:hanging="570"/>
+      </w:pPr>
+    </w:lvl>
+  </w:abstractNum>
+  <w:abstractNum w:abstractNumId="12" w15:restartNumberingAfterBreak="0">
     <w:multiLevelType w:val="hybridMultilevel"/>
     <w:lvl w:ilvl="0" w15:tentative="1">
       <w:start w:val="1"/>
@@ -2046,6 +2354,12 @@
   </w:num>
   <w:num w:numId="11">
     <w:abstractNumId w:val="11"/>
+    <w:lvlOverride w:ilvl="0">
+      <w:startOverride w:val="1"/>
+    </w:lvlOverride>
+  </w:num>
+  <w:num w:numId="12">
+    <w:abstractNumId w:val="12"/>
     <w:lvlOverride w:ilvl="0">
       <w:startOverride w:val="1"/>
     </w:lvlOverride>
